--- a/小野町_引継ぎ_整理済/03_計画素案/小野町_審議会論点の整理_第271回介護給付費分科会・第160回障害者部会_20261020.docx
+++ b/小野町_引継ぎ_整理済/03_計画素案/小野町_審議会論点の整理_第271回介護給付費分科会・第160回障害者部会_20261020.docx
@@ -886,7 +886,7 @@
           <w:i w:val="0"/>
           <w:sz w:val="21"/>
         </w:rPr>
-        <w:t>素案に手を入れるべきものは、優先「高」の3件で、いずれも障がい計画です。</w:t>
+        <w:t>素案に手を入れるべきものは、優先「高」の3件で、いずれも障がい計画です（第2版で反映済み）。</w:t>
       </w:r>
     </w:p>
     <w:p>
@@ -2654,7 +2654,7 @@
           <w:i w:val="0"/>
           <w:sz w:val="17"/>
         </w:rPr>
-        <w:t>過疎の分布図は色で区分を示しており、本町が全部過疎の色であることは目視で確かめた。令和7年国勢調査による異動の有無は、県・総務省の最新の一覧で確かめる。</w:t>
+        <w:t>過疎の分布図は色で区分を示しており、本町が全部過疎の色であることは目視で確かめた。あわせて、福島県「福島県過疎地域持続的発展方針・計画について」（令和8年4月1日更新）が、本町を過疎法第2条第1項の過疎地域市町村に挙げていることを確かめた（25_国資料_審議会に保存）。</w:t>
       </w:r>
     </w:p>
     <w:p>
@@ -2936,7 +2936,7 @@
                 <w:i w:val="0"/>
                 <w:sz w:val="17"/>
               </w:rPr>
-              <w:t>障がい計画素案に記載がない。</w:t>
+              <w:t>第2版で第3部第3章に反映した。</w:t>
             </w:r>
             <w:r>
               <w:rPr>
@@ -2970,20 +2970,11 @@
             <w:r>
               <w:rPr>
                 <w:rFonts w:ascii="游ゴシック" w:hAnsi="游ゴシック" w:eastAsia="游ゴシック"/>
-                <w:b w:val="0"/>
-                <w:i w:val="0"/>
-                <w:sz w:val="17"/>
-              </w:rPr>
-              <w:t>第3部の確保方策に1段落を置く（制度の概要、本町が対象となる見込み、基準は主務省令で定まり県が町の意向を踏まえて指定すること）。</w:t>
-            </w:r>
-            <w:r>
-              <w:rPr>
-                <w:rFonts w:ascii="游ゴシック" w:hAnsi="游ゴシック" w:eastAsia="游ゴシック"/>
                 <w:b/>
                 <w:i w:val="0"/>
                 <w:sz w:val="17"/>
               </w:rPr>
-              <w:t>対象地域とサービスは案の段階と明記する。</w:t>
+              <w:t>反映済み</w:t>
             </w:r>
             <w:r>
               <w:rPr>
@@ -2992,7 +2983,7 @@
                 <w:i w:val="0"/>
                 <w:sz w:val="17"/>
               </w:rPr>
-              <w:t xml:space="preserve"> 町に、県から意向を聞かれたときの考え方の検討を依頼する</w:t>
+              <w:t>（制度の概要、本町が町全域で対象となる見込み、基準は主務省令で定まり県が町の意向を踏まえて指定すること、案の段階であること）。町に、県から意向を聞かれたときの考え方の検討を依頼する</w:t>
             </w:r>
           </w:p>
         </w:tc>
@@ -3094,7 +3085,7 @@
                 <w:i w:val="0"/>
                 <w:sz w:val="17"/>
               </w:rPr>
-              <w:t>過疎区分が分かった。</w:t>
+              <w:t>第2版で第3部第2章の注に反映した。</w:t>
             </w:r>
             <w:r>
               <w:rPr>
@@ -3121,7 +3112,7 @@
                 <w:i w:val="0"/>
                 <w:sz w:val="17"/>
               </w:rPr>
-              <w:t>。他素案への反映（№24）では【要確認：本町の過疎区分】としていた</w:t>
+              <w:t>。他素案への反映（№24）の【要確認：本町の過疎区分】も改めた</w:t>
             </w:r>
           </w:p>
         </w:tc>
@@ -3137,11 +3128,20 @@
             <w:r>
               <w:rPr>
                 <w:rFonts w:ascii="游ゴシック" w:hAnsi="游ゴシック" w:eastAsia="游ゴシック"/>
+                <w:b/>
+                <w:i w:val="0"/>
+                <w:sz w:val="17"/>
+              </w:rPr>
+              <w:t>反映済み</w:t>
+            </w:r>
+            <w:r>
+              <w:rPr>
+                <w:rFonts w:ascii="游ゴシック" w:hAnsi="游ゴシック" w:eastAsia="游ゴシック"/>
                 <w:b w:val="0"/>
                 <w:i w:val="0"/>
                 <w:sz w:val="17"/>
               </w:rPr>
-              <w:t>他素案の№24の【要確認】を「本町は全部過疎市町村のため適用はない」に改める。当方素案にも同じ1文を置く</w:t>
+              <w:t>（当方素案と他素案の両方）</w:t>
             </w:r>
           </w:p>
         </w:tc>
@@ -3248,20 +3248,11 @@
             <w:r>
               <w:rPr>
                 <w:rFonts w:ascii="游ゴシック" w:hAnsi="游ゴシック" w:eastAsia="游ゴシック"/>
-                <w:b w:val="0"/>
-                <w:i w:val="0"/>
-                <w:sz w:val="17"/>
-              </w:rPr>
-              <w:t>就労選択支援の利用の機会の確保は記載がある（第9章1・第3部第1章④）。</w:t>
-            </w:r>
-            <w:r>
-              <w:rPr>
-                <w:rFonts w:ascii="游ゴシック" w:hAnsi="游ゴシック" w:eastAsia="游ゴシック"/>
                 <w:b/>
                 <w:i w:val="0"/>
                 <w:sz w:val="17"/>
               </w:rPr>
-              <w:t>令和9年4月からの対象の拡大は書かれていない。</w:t>
+              <w:t>第2版で第2部第9章1と第3部第2章の算定方式に反映した。</w:t>
             </w:r>
             <w:r>
               <w:rPr>
@@ -3286,11 +3277,20 @@
             <w:r>
               <w:rPr>
                 <w:rFonts w:ascii="游ゴシック" w:hAnsi="游ゴシック" w:eastAsia="游ゴシック"/>
+                <w:b/>
+                <w:i w:val="0"/>
+                <w:sz w:val="17"/>
+              </w:rPr>
+              <w:t>反映済み。</w:t>
+            </w:r>
+            <w:r>
+              <w:rPr>
+                <w:rFonts w:ascii="游ゴシック" w:hAnsi="游ゴシック" w:eastAsia="游ゴシック"/>
                 <w:b w:val="0"/>
                 <w:i w:val="0"/>
                 <w:sz w:val="17"/>
               </w:rPr>
-              <w:t>第9章1に、令和9年4月から対象が広がる予定を1文で加える。就労選択支援の見込量に、Ａ型の新規利用の見込みを足す</w:t>
+              <w:t xml:space="preserve"> Ａ型の新規利用の見込みは町に確かめる</w:t>
             </w:r>
           </w:p>
         </w:tc>
@@ -4605,7 +4605,7 @@
                 <w:i w:val="0"/>
                 <w:sz w:val="17"/>
               </w:rPr>
-              <w:t>障：特定地域 0・振興山村 0</w:t>
+              <w:t>障：特定地域障害福祉サービス 1・振興山村 1</w:t>
             </w:r>
           </w:p>
         </w:tc>
@@ -4667,7 +4667,7 @@
                 <w:i w:val="0"/>
                 <w:sz w:val="17"/>
               </w:rPr>
-              <w:t>障：別表第五 0・全部過疎 0</w:t>
+              <w:t>障：別表第五 2・全部過疎 2</w:t>
             </w:r>
           </w:p>
         </w:tc>
@@ -4729,7 +4729,7 @@
                 <w:i w:val="0"/>
                 <w:sz w:val="17"/>
               </w:rPr>
-              <w:t>障：就労選択支援 11</w:t>
+              <w:t>障：就労選択支援 13・Ａ型の新規利用の見込み 3</w:t>
             </w:r>
           </w:p>
         </w:tc>
@@ -5310,7 +5310,7 @@
           <w:i w:val="0"/>
           <w:sz w:val="17"/>
         </w:rPr>
-        <w:t>素案での語の出現＝高：高齢者計画素案（第12版）、障：障がい計画素案（第1版）の本文と表での出現回数。</w:t>
+        <w:t>素案での語の出現＝高：高齢者計画素案（第12版）、障：障がい計画素案（第2版）の本文と表での出現回数。</w:t>
       </w:r>
     </w:p>
     <w:p>

--- a/小野町_引継ぎ_整理済/03_計画素案/小野町_審議会論点の整理_第271回介護給付費分科会・第160回障害者部会_20261020.docx
+++ b/小野町_引継ぎ_整理済/03_計画素案/小野町_審議会論点の整理_第271回介護給付費分科会・第160回障害者部会_20261020.docx
@@ -5225,7 +5225,7 @@
                 <w:i w:val="0"/>
                 <w:sz w:val="17"/>
               </w:rPr>
-              <w:t>高：自然体 8・人材の供給制約 6・介護報酬改定 2</w:t>
+              <w:t>高：自然体 9・人材の供給制約 7・介護報酬改定 2</w:t>
             </w:r>
           </w:p>
         </w:tc>

--- a/小野町_引継ぎ_整理済/03_計画素案/小野町_審議会論点の整理_第271回介護給付費分科会・第160回障害者部会_20261020.docx
+++ b/小野町_引継ぎ_整理済/03_計画素案/小野町_審議会論点の整理_第271回介護給付費分科会・第160回障害者部会_20261020.docx
@@ -4977,7 +4977,7 @@
                 <w:i w:val="0"/>
                 <w:sz w:val="17"/>
               </w:rPr>
-              <w:t>高：協働化 2・訪問介護 11</w:t>
+              <w:t>高：協働化 2・訪問介護 14</w:t>
             </w:r>
           </w:p>
         </w:tc>
@@ -5039,7 +5039,7 @@
                 <w:i w:val="0"/>
                 <w:sz w:val="17"/>
               </w:rPr>
-              <w:t>高：訪問看護 11・看取り 8</w:t>
+              <w:t>高：訪問看護 13・看取り 9</w:t>
             </w:r>
           </w:p>
         </w:tc>
@@ -5163,7 +5163,7 @@
                 <w:i w:val="0"/>
                 <w:sz w:val="17"/>
               </w:rPr>
-              <w:t>高：訪問入浴 4・訪問リハビリ 3・居宅療養管理指導 3</w:t>
+              <w:t>高：訪問入浴 4・訪問リハビリ 3・居宅療養管理指導 5</w:t>
             </w:r>
           </w:p>
         </w:tc>
@@ -5287,7 +5287,7 @@
                 <w:i w:val="0"/>
                 <w:sz w:val="17"/>
               </w:rPr>
-              <w:t>高：65歳 19・共生型 4・成年後見 15／障：65歳 17・共生型 7・成年後見 7</w:t>
+              <w:t>高：65歳 21・共生型 4・成年後見 15／障：65歳 17・共生型 7・成年後見 7</w:t>
             </w:r>
           </w:p>
         </w:tc>

--- a/小野町_引継ぎ_整理済/03_計画素案/小野町_審議会論点の整理_第271回介護給付費分科会・第160回障害者部会_20261020.docx
+++ b/小野町_引継ぎ_整理済/03_計画素案/小野町_審議会論点の整理_第271回介護給付費分科会・第160回障害者部会_20261020.docx
@@ -5310,7 +5310,7 @@
           <w:i w:val="0"/>
           <w:sz w:val="17"/>
         </w:rPr>
-        <w:t>素案での語の出現＝高：高齢者計画素案（第12版）、障：障がい計画素案（第2版）の本文と表での出現回数。</w:t>
+        <w:t>素案での語の出現＝高：高齢者計画素案（第12版）、障：障がい計画素案（第3版）の本文と表での出現回数。</w:t>
       </w:r>
     </w:p>
     <w:p>

--- a/小野町_引継ぎ_整理済/03_計画素案/小野町_審議会論点の整理_第271回介護給付費分科会・第160回障害者部会_20261020.docx
+++ b/小野町_引継ぎ_整理済/03_計画素案/小野町_審議会論点の整理_第271回介護給付費分科会・第160回障害者部会_20261020.docx
@@ -4729,7 +4729,7 @@
                 <w:i w:val="0"/>
                 <w:sz w:val="17"/>
               </w:rPr>
-              <w:t>障：就労選択支援 13・Ａ型の新規利用の見込み 3</w:t>
+              <w:t>障：就労選択支援 15・Ａ型の新規利用の見込み 3</w:t>
             </w:r>
           </w:p>
         </w:tc>
@@ -4853,7 +4853,7 @@
                 <w:i w:val="0"/>
                 <w:sz w:val="17"/>
               </w:rPr>
-              <w:t>障：同行援護 2・行動援護 2</w:t>
+              <w:t>障：同行援護 4・行動援護 4</w:t>
             </w:r>
           </w:p>
         </w:tc>
@@ -5287,7 +5287,7 @@
                 <w:i w:val="0"/>
                 <w:sz w:val="17"/>
               </w:rPr>
-              <w:t>高：65歳 21・共生型 4・成年後見 15／障：65歳 17・共生型 7・成年後見 7</w:t>
+              <w:t>高：65歳 21・共生型 4・成年後見 15／障：65歳 21・共生型 7・成年後見 9</w:t>
             </w:r>
           </w:p>
         </w:tc>

--- a/小野町_引継ぎ_整理済/03_計画素案/小野町_審議会論点の整理_第271回介護給付費分科会・第160回障害者部会_20261020.docx
+++ b/小野町_引継ぎ_整理済/03_計画素案/小野町_審議会論点の整理_第271回介護給付費分科会・第160回障害者部会_20261020.docx
@@ -4977,7 +4977,7 @@
                 <w:i w:val="0"/>
                 <w:sz w:val="17"/>
               </w:rPr>
-              <w:t>高：協働化 2・訪問介護 14</w:t>
+              <w:t>高：協働化 2・訪問介護 18</w:t>
             </w:r>
           </w:p>
         </w:tc>
@@ -5039,7 +5039,7 @@
                 <w:i w:val="0"/>
                 <w:sz w:val="17"/>
               </w:rPr>
-              <w:t>高：訪問看護 13・看取り 9</w:t>
+              <w:t>高：訪問看護 17・看取り 9</w:t>
             </w:r>
           </w:p>
         </w:tc>
@@ -5287,7 +5287,7 @@
                 <w:i w:val="0"/>
                 <w:sz w:val="17"/>
               </w:rPr>
-              <w:t>高：65歳 21・共生型 4・成年後見 15／障：65歳 21・共生型 7・成年後見 9</w:t>
+              <w:t>高：65歳 21・共生型 4・成年後見 22／障：65歳 21・共生型 7・成年後見 9</w:t>
             </w:r>
           </w:p>
         </w:tc>

--- a/小野町_引継ぎ_整理済/03_計画素案/小野町_審議会論点の整理_第271回介護給付費分科会・第160回障害者部会_20261020.docx
+++ b/小野町_引継ぎ_整理済/03_計画素案/小野町_審議会論点の整理_第271回介護給付費分科会・第160回障害者部会_20261020.docx
@@ -5287,7 +5287,7 @@
                 <w:i w:val="0"/>
                 <w:sz w:val="17"/>
               </w:rPr>
-              <w:t>高：65歳 21・共生型 4・成年後見 22／障：65歳 21・共生型 7・成年後見 9</w:t>
+              <w:t>高：65歳 21・共生型 4・成年後見 22／障：65歳 21・共生型 7・成年後見 10</w:t>
             </w:r>
           </w:p>
         </w:tc>
